--- a/klagomål/A 43837-2023 FSC-klagomål.docx
+++ b/klagomål/A 43837-2023 FSC-klagomål.docx
@@ -746,7 +746,7 @@
     <w:r>
       <w:tab/>
       <w:tab/>
-      <w:t>2026-06-18</w:t>
+      <w:t>2026-06-19</w:t>
       <w:br/>
       <w:br/>
     </w:r>

--- a/klagomål/A 43837-2023 FSC-klagomål.docx
+++ b/klagomål/A 43837-2023 FSC-klagomål.docx
@@ -746,7 +746,7 @@
     <w:r>
       <w:tab/>
       <w:tab/>
-      <w:t>2026-06-19</w:t>
+      <w:t>2026-06-20</w:t>
       <w:br/>
       <w:br/>
     </w:r>

--- a/klagomål/A 43837-2023 FSC-klagomål.docx
+++ b/klagomål/A 43837-2023 FSC-klagomål.docx
@@ -168,38 +168,7 @@
     </w:p>
     <w:p>
       <w:r>
-        <w:t>Detta dokument behandlar höga naturvärden i avverkningsanmälan A 43837-2023 i Borås kommun som inkom 2023-09-18 och omfattar 0,5 ha.</w:t>
-      </w:r>
-    </w:p>
-    <w:p>
-      <w:r>
-        <w:t>Nedan presenteras fynd av naturvårdsarter som gjorts i det avverkningsanmälda området, samt relevanta utdrag ur standarderna för FSC, Chain of Custody, Controlled Wood och PEFC.</w:t>
-      </w:r>
-    </w:p>
-    <w:p>
-      <w:r>
-        <w:t>Vi förväntar oss att ni återkommer med ett skriftligt svar på vårt klagomål och även beskriver vilka korrigerande åtgärder ni satt in för att rätta till identifierade brister i er efterlevnad av den svenska FSC standarden.</w:t>
-      </w:r>
-    </w:p>
-    <w:p>
-      <w:pPr>
-        <w:pStyle w:val="Heading1"/>
-      </w:pPr>
-      <w:r>
-        <w:t>Naturvårdsarter</w:t>
-      </w:r>
-    </w:p>
-    <w:p>
-      <w:r>
-        <w:t>Inom 21 meter från avverkningsanmälan har följande 6 naturvårdsarter hittats: brödtaggsvamp (EN), sammetstaggsvamp (EN), grangråticka (VU, T), dofttaggsvamp (NT, T), dropptaggsvamp (NT, T) och svavelriska (S). Av dessa är 5 rödlistade. För rödlistade arter har rödlistekategorin angivits inom parentes. Arter som är signalarter enligt Skogsstyrelsen har markerats med (S). Typiska arter inom Natura 2000 som är kopplade till skogsekosystem har markerats med (T).</w:t>
-      </w:r>
-    </w:p>
-    <w:p>
-      <w:r>
-        <w:t>De påträffade naturvårdsarterna är ett tydligt kvitto på att det rör sig om en skog med höga naturvärden.</w:t>
-      </w:r>
-      <w:r>
-        <w:t xml:space="preserve"> I Figur 1 visas fyndplatser för naturvårdsarter i området, som finns registrerade på Artportalen.</w:t>
+        <w:t>Detta klagomål behandlar höga naturvärden i avverkningsanmälan A 43837-2023 i Borås kommun som inkom 2023-09-18 och omfattar 0,5 ha.</w:t>
       </w:r>
     </w:p>
     <w:p>
@@ -209,7 +178,7 @@
       <w:r>
         <w:drawing>
           <wp:inline xmlns:a="http://schemas.openxmlformats.org/drawingml/2006/main" xmlns:pic="http://schemas.openxmlformats.org/drawingml/2006/picture">
-            <wp:extent cx="5423355" cy="5688000"/>
+            <wp:extent cx="5457680" cy="5724000"/>
             <wp:docPr id="1" name="Picture 1"/>
             <wp:cNvGraphicFramePr>
               <a:graphicFrameLocks noChangeAspect="1"/>
@@ -230,7 +199,7 @@
                   <pic:spPr>
                     <a:xfrm>
                       <a:off x="0" y="0"/>
-                      <a:ext cx="5423355" cy="5688000"/>
+                      <a:ext cx="5457680" cy="5724000"/>
                     </a:xfrm>
                     <a:prstGeom prst="rect"/>
                   </pic:spPr>
@@ -247,7 +216,35 @@
         <w:spacing w:after="240"/>
       </w:pPr>
       <w:r>
-        <w:t>Figur 1. Fyndplatser för naturvårdsarter inom 21 meter från avverkningsanmälan (röd linje). Markörer utan svart kant är placerade på fyndplatsen. Markörer med svart kant är placerade vid sidan av fyndplatsen och har ett svart streck som visar fyndplatsens exakta position. Kartans mittpunktskoordinat är N 6415331, E 381719 i SWEREF 99 TM.</w:t>
+        <w:t>Figur 1. Fyndplatser för naturvårdsarter inom 21 meter från avverkningsanmälan. Markörer utan svart kant är placerade på fyndplatsen. Markörer med svart kant är placerade vid sidan av fyndplatsen har ett svart streck som visar fyndplatsens exakta position. Kartans mittpunktskoordinat är N 6415331, E 381719 i SWEREF 99 TM.</w:t>
+      </w:r>
+    </w:p>
+    <w:p>
+      <w:r>
+        <w:t>Inom 21 meter från avverkningsanmälan finns fynd av 6 naturvårdsarter, varav 5 är rödlistade, 3 är typiska (T) och 1 är signalart (S): brödtaggsvamp (EN), sammetstaggsvamp (EN), grangråticka (VU, T), dofttaggsvamp (NT, T), dropptaggsvamp (NT, T) och svavelriska (S). Se Figur 1.</w:t>
+      </w:r>
+    </w:p>
+    <w:p>
+      <w:r>
+        <w:t>Nedan presenteras relevanta utdrag ur standarderna för FSC, Chain of Custody, Controlled Wood och PEFC.</w:t>
+      </w:r>
+    </w:p>
+    <w:p>
+      <w:r>
+        <w:t>Vi förväntar oss att ni återkommer med ett skriftligt svar på vårt klagomål och även beskriver vilka korrigerande åtgärder ni satt in för att rätta till identifierade brister i er efterlevnad av den svenska FSC standarden.</w:t>
+      </w:r>
+    </w:p>
+    <w:p>
+      <w:pPr>
+        <w:pStyle w:val="Heading1"/>
+      </w:pPr>
+      <w:r>
+        <w:t>Naturvårdsarter och fridlysta arter</w:t>
+      </w:r>
+    </w:p>
+    <w:p>
+      <w:r>
+        <w:t>Nedan följer beskrivningar av de naturvårdsarter och fridlysta arter som har sina livsmiljöer och växtplatser i den avverkningsanmälda skogen. De påträffade naturvårdsarterna är ett tydligt kvitto på att det rör sig om en skog med höga naturvärden.</w:t>
       </w:r>
     </w:p>
     <w:p>
@@ -259,6 +256,46 @@
       </w:r>
       <w:r>
         <w:t>är en sällsynt och starkt hotad ”toppart” som växer i äldre barrskogar med gran, gärna i fuktiga sänkor eller skogar med hög luftfuktighet.  Svampen har en säregen doft som liknats vid lakrits, kakor eller pomerans. Den ingår i ett åtgärdsprogram för hotade arter (ÅGP) och är placerad högst upp i Skogsstyrelsens värdepyramid för bedömning av skog med höga naturvärden. Arten tål inte en slutavverkning utan kräver ett kontinuerligt äldre trädskikt med gran. Äldre barrskogar med basisk påverkan och lång kontinuitet, även små områden, har ett mycket högt skyddsvärde och bör i största möjliga utsträckning undantas från trakthyggesbruk. Slutavverkning, kraftig gallring och skogsmarksgödsling måste helt undvikas, liksom körning med tunga maskiner. Lokalerna bör bevakas, följas upp och skyddas formellt. Brödtaggsvamp är globalt rödlistad som nära hotad (NT) vilket innebär att Sverige har ett internationellt ansvar för arten (IUCN, 2025; SLU Artdatabanken, 2026; Nitare &amp; Skogsstyrelsen, 2019).</w:t>
+      </w:r>
+    </w:p>
+    <w:p>
+      <w:r>
+        <w:rPr>
+          <w:b/>
+        </w:rPr>
+        <w:t xml:space="preserve">Sammetstaggsvamp (EN) </w:t>
+      </w:r>
+      <w:r>
+        <w:t>är en starkt hotad art som</w:t>
+      </w:r>
+      <w:r>
+        <w:rPr>
+          <w:b/>
+        </w:rPr>
+        <w:t xml:space="preserve"> </w:t>
+      </w:r>
+      <w:r>
+        <w:t>bildar mykorrhiza med gran, i örtrik kalkgranskog eller annan bördig granskog av lågörtstyp. Arten ingår i ett åtgärdsprogram för hotade arter (ÅGP) och samtliga växtplatser måste undantas från storskaligt skogsbruk. Lokalerna bör bevakas, följas upp och skyddas formellt. För att på lång sikt öka artens möjligheter att överleva måste fler, äldre barrskogspartier på kalkrik mark skyddas. Sammetstaggsvamp är globalt rödlistad som sårbar (VU) och Sverige hyser sannolikt en stor andel av svampens hela europeiska population, vilket medför ett särskilt stort nationellt och internationellt ansvar för artens bevarande (IUCN, 2025; SLU Artdatabanken, 2026; Nitare &amp; Skogsstyrelsen, 2019; Nitare, 2006).</w:t>
+      </w:r>
+    </w:p>
+    <w:p>
+      <w:r>
+        <w:rPr>
+          <w:b/>
+        </w:rPr>
+        <w:t>Grangråticka (VU)</w:t>
+      </w:r>
+      <w:r>
+        <w:t xml:space="preserve"> bildar mykorrhiza med gran och påträffas på kalkrik mark i örtrika granskogar med t.ex. blåsippa, harsyra och ekorrbär i fältskiktet. Arten är beroende av långvarig kontinuitet av äldre gran och tål ingen slutavverkning (kalhuggning). Lokaler med grangråticka är alltid skyddsvärda och bör skötas med stor varsamhet. Grangråticka är typisk art för </w:t>
+      </w:r>
+      <w:r>
+        <w:rPr>
+          <w:i/>
+        </w:rPr>
+        <w:t>9050 Näringsrik granskog</w:t>
+      </w:r>
+      <w:r>
+        <w:t xml:space="preserve"> (SLU Artdatabanken, 2024; Nitare &amp; Skogsstyrelsen, 2019).</w:t>
       </w:r>
     </w:p>
     <w:p>
@@ -299,46 +336,6 @@
       </w:r>
       <w:r>
         <w:t>(SLU Artdatabanken, 2026).</w:t>
-      </w:r>
-    </w:p>
-    <w:p>
-      <w:r>
-        <w:rPr>
-          <w:b/>
-        </w:rPr>
-        <w:t>Grangråticka (VU)</w:t>
-      </w:r>
-      <w:r>
-        <w:t xml:space="preserve"> bildar mykorrhiza med gran och påträffas på kalkrik mark i örtrika granskogar med t.ex. blåsippa, harsyra och ekorrbär i fältskiktet. Arten är beroende av långvarig kontinuitet av äldre gran och tål ingen slutavverkning (kalhuggning). Lokaler med grangråticka är alltid skyddsvärda och bör skötas med stor varsamhet. Grangråticka är typisk art för </w:t>
-      </w:r>
-      <w:r>
-        <w:rPr>
-          <w:i/>
-        </w:rPr>
-        <w:t>9050 Näringsrik granskog</w:t>
-      </w:r>
-      <w:r>
-        <w:t xml:space="preserve"> (SLU Artdatabanken, 2024; Nitare &amp; Skogsstyrelsen, 2019).</w:t>
-      </w:r>
-    </w:p>
-    <w:p>
-      <w:r>
-        <w:rPr>
-          <w:b/>
-        </w:rPr>
-        <w:t xml:space="preserve">Sammetstaggsvamp (EN) </w:t>
-      </w:r>
-      <w:r>
-        <w:t>är en starkt hotad art som</w:t>
-      </w:r>
-      <w:r>
-        <w:rPr>
-          <w:b/>
-        </w:rPr>
-        <w:t xml:space="preserve"> </w:t>
-      </w:r>
-      <w:r>
-        <w:t>bildar mykorrhiza med gran, i örtrik kalkgranskog eller annan bördig granskog av lågörtstyp. Arten ingår i ett åtgärdsprogram för hotade arter (ÅGP) och samtliga växtplatser måste undantas från storskaligt skogsbruk. Lokalerna bör bevakas, följas upp och skyddas formellt. För att på lång sikt öka artens möjligheter att överleva måste fler, äldre barrskogspartier på kalkrik mark skyddas. Sammetstaggsvamp är globalt rödlistad som sårbar (VU) och Sverige hyser sannolikt en stor andel av svampens hela europeiska population, vilket medför ett särskilt stort nationellt och internationellt ansvar för artens bevarande (IUCN, 2025; SLU Artdatabanken, 2026; Nitare &amp; Skogsstyrelsen, 2019; Nitare, 2006).</w:t>
       </w:r>
     </w:p>
     <w:p>
@@ -746,7 +743,7 @@
     <w:r>
       <w:tab/>
       <w:tab/>
-      <w:t>2026-06-20</w:t>
+      <w:t>2026-06-21</w:t>
       <w:br/>
       <w:br/>
     </w:r>

--- a/klagomål/A 43837-2023 FSC-klagomål.docx
+++ b/klagomål/A 43837-2023 FSC-klagomål.docx
@@ -743,7 +743,7 @@
     <w:r>
       <w:tab/>
       <w:tab/>
-      <w:t>2026-06-21</w:t>
+      <w:t>2026-06-22</w:t>
       <w:br/>
       <w:br/>
     </w:r>

--- a/klagomål/A 43837-2023 FSC-klagomål.docx
+++ b/klagomål/A 43837-2023 FSC-klagomål.docx
@@ -743,7 +743,7 @@
     <w:r>
       <w:tab/>
       <w:tab/>
-      <w:t>2026-06-22</w:t>
+      <w:t>2026-06-23</w:t>
       <w:br/>
       <w:br/>
     </w:r>

--- a/klagomål/A 43837-2023 FSC-klagomål.docx
+++ b/klagomål/A 43837-2023 FSC-klagomål.docx
@@ -743,7 +743,7 @@
     <w:r>
       <w:tab/>
       <w:tab/>
-      <w:t>2026-06-23</w:t>
+      <w:t>2026-06-24</w:t>
       <w:br/>
       <w:br/>
     </w:r>

--- a/klagomål/A 43837-2023 FSC-klagomål.docx
+++ b/klagomål/A 43837-2023 FSC-klagomål.docx
@@ -743,7 +743,7 @@
     <w:r>
       <w:tab/>
       <w:tab/>
-      <w:t>2026-06-24</w:t>
+      <w:t>2026-06-25</w:t>
       <w:br/>
       <w:br/>
     </w:r>

--- a/klagomål/A 43837-2023 FSC-klagomål.docx
+++ b/klagomål/A 43837-2023 FSC-klagomål.docx
@@ -743,7 +743,7 @@
     <w:r>
       <w:tab/>
       <w:tab/>
-      <w:t>2026-06-25</w:t>
+      <w:t>2026-06-26</w:t>
       <w:br/>
       <w:br/>
     </w:r>

--- a/klagomål/A 43837-2023 FSC-klagomål.docx
+++ b/klagomål/A 43837-2023 FSC-klagomål.docx
@@ -743,7 +743,7 @@
     <w:r>
       <w:tab/>
       <w:tab/>
-      <w:t>2026-06-26</w:t>
+      <w:t>2026-06-27</w:t>
       <w:br/>
       <w:br/>
     </w:r>

--- a/klagomål/A 43837-2023 FSC-klagomål.docx
+++ b/klagomål/A 43837-2023 FSC-klagomål.docx
@@ -743,7 +743,7 @@
     <w:r>
       <w:tab/>
       <w:tab/>
-      <w:t>2026-06-27</w:t>
+      <w:t>2026-06-28</w:t>
       <w:br/>
       <w:br/>
     </w:r>

--- a/klagomål/A 43837-2023 FSC-klagomål.docx
+++ b/klagomål/A 43837-2023 FSC-klagomål.docx
@@ -743,7 +743,7 @@
     <w:r>
       <w:tab/>
       <w:tab/>
-      <w:t>2026-06-28</w:t>
+      <w:t>2026-06-29</w:t>
       <w:br/>
       <w:br/>
     </w:r>

--- a/klagomål/A 43837-2023 FSC-klagomål.docx
+++ b/klagomål/A 43837-2023 FSC-klagomål.docx
@@ -743,7 +743,7 @@
     <w:r>
       <w:tab/>
       <w:tab/>
-      <w:t>2026-06-29</w:t>
+      <w:t>2026-06-30</w:t>
       <w:br/>
       <w:br/>
     </w:r>

--- a/klagomål/A 43837-2023 FSC-klagomål.docx
+++ b/klagomål/A 43837-2023 FSC-klagomål.docx
@@ -743,7 +743,7 @@
     <w:r>
       <w:tab/>
       <w:tab/>
-      <w:t>2026-06-30</w:t>
+      <w:t>2026-07-01</w:t>
       <w:br/>
       <w:br/>
     </w:r>

--- a/klagomål/A 43837-2023 FSC-klagomål.docx
+++ b/klagomål/A 43837-2023 FSC-klagomål.docx
@@ -743,7 +743,7 @@
     <w:r>
       <w:tab/>
       <w:tab/>
-      <w:t>2026-07-01</w:t>
+      <w:t>2026-07-02</w:t>
       <w:br/>
       <w:br/>
     </w:r>

--- a/klagomål/A 43837-2023 FSC-klagomål.docx
+++ b/klagomål/A 43837-2023 FSC-klagomål.docx
@@ -743,7 +743,7 @@
     <w:r>
       <w:tab/>
       <w:tab/>
-      <w:t>2026-07-13</w:t>
+      <w:t>2026-07-14</w:t>
       <w:br/>
       <w:br/>
     </w:r>

--- a/klagomål/A 43837-2023 FSC-klagomål.docx
+++ b/klagomål/A 43837-2023 FSC-klagomål.docx
@@ -743,7 +743,7 @@
     <w:r>
       <w:tab/>
       <w:tab/>
-      <w:t>2026-07-14</w:t>
+      <w:t>2026-07-15</w:t>
       <w:br/>
       <w:br/>
     </w:r>

--- a/klagomål/A 43837-2023 FSC-klagomål.docx
+++ b/klagomål/A 43837-2023 FSC-klagomål.docx
@@ -743,7 +743,7 @@
     <w:r>
       <w:tab/>
       <w:tab/>
-      <w:t>2026-07-15</w:t>
+      <w:t>2026-07-16</w:t>
       <w:br/>
       <w:br/>
     </w:r>

--- a/klagomål/A 43837-2023 FSC-klagomål.docx
+++ b/klagomål/A 43837-2023 FSC-klagomål.docx
@@ -743,7 +743,7 @@
     <w:r>
       <w:tab/>
       <w:tab/>
-      <w:t>2026-07-16</w:t>
+      <w:t>2026-07-17</w:t>
       <w:br/>
       <w:br/>
     </w:r>

--- a/klagomål/A 43837-2023 FSC-klagomål.docx
+++ b/klagomål/A 43837-2023 FSC-klagomål.docx
@@ -743,7 +743,7 @@
     <w:r>
       <w:tab/>
       <w:tab/>
-      <w:t>2026-07-17</w:t>
+      <w:t>2026-07-18</w:t>
       <w:br/>
       <w:br/>
     </w:r>

--- a/klagomål/A 43837-2023 FSC-klagomål.docx
+++ b/klagomål/A 43837-2023 FSC-klagomål.docx
@@ -743,7 +743,7 @@
     <w:r>
       <w:tab/>
       <w:tab/>
-      <w:t>2026-07-18</w:t>
+      <w:t>2026-07-19</w:t>
       <w:br/>
       <w:br/>
     </w:r>

--- a/klagomål/A 43837-2023 FSC-klagomål.docx
+++ b/klagomål/A 43837-2023 FSC-klagomål.docx
@@ -743,7 +743,7 @@
     <w:r>
       <w:tab/>
       <w:tab/>
-      <w:t>2026-07-19</w:t>
+      <w:t>2026-07-20</w:t>
       <w:br/>
       <w:br/>
     </w:r>

--- a/klagomål/A 43837-2023 FSC-klagomål.docx
+++ b/klagomål/A 43837-2023 FSC-klagomål.docx
@@ -743,7 +743,7 @@
     <w:r>
       <w:tab/>
       <w:tab/>
-      <w:t>2026-07-20</w:t>
+      <w:t>2026-07-21</w:t>
       <w:br/>
       <w:br/>
     </w:r>

--- a/klagomål/A 43837-2023 FSC-klagomål.docx
+++ b/klagomål/A 43837-2023 FSC-klagomål.docx
@@ -743,7 +743,7 @@
     <w:r>
       <w:tab/>
       <w:tab/>
-      <w:t>2026-07-21</w:t>
+      <w:t>2026-07-22</w:t>
       <w:br/>
       <w:br/>
     </w:r>

--- a/klagomål/A 43837-2023 FSC-klagomål.docx
+++ b/klagomål/A 43837-2023 FSC-klagomål.docx
@@ -743,7 +743,7 @@
     <w:r>
       <w:tab/>
       <w:tab/>
-      <w:t>2026-07-22</w:t>
+      <w:t>2026-07-23</w:t>
       <w:br/>
       <w:br/>
     </w:r>

--- a/klagomål/A 43837-2023 FSC-klagomål.docx
+++ b/klagomål/A 43837-2023 FSC-klagomål.docx
@@ -743,7 +743,7 @@
     <w:r>
       <w:tab/>
       <w:tab/>
-      <w:t>2026-07-23</w:t>
+      <w:t>2026-07-24</w:t>
       <w:br/>
       <w:br/>
     </w:r>

--- a/klagomål/A 43837-2023 FSC-klagomål.docx
+++ b/klagomål/A 43837-2023 FSC-klagomål.docx
@@ -743,7 +743,7 @@
     <w:r>
       <w:tab/>
       <w:tab/>
-      <w:t>2026-07-24</w:t>
+      <w:t>2026-07-25</w:t>
       <w:br/>
       <w:br/>
     </w:r>

--- a/klagomål/A 43837-2023 FSC-klagomål.docx
+++ b/klagomål/A 43837-2023 FSC-klagomål.docx
@@ -743,7 +743,7 @@
     <w:r>
       <w:tab/>
       <w:tab/>
-      <w:t>2026-07-25</w:t>
+      <w:t>2026-07-26</w:t>
       <w:br/>
       <w:br/>
     </w:r>

--- a/klagomål/A 43837-2023 FSC-klagomål.docx
+++ b/klagomål/A 43837-2023 FSC-klagomål.docx
@@ -743,7 +743,7 @@
     <w:r>
       <w:tab/>
       <w:tab/>
-      <w:t>2026-07-26</w:t>
+      <w:t>2026-07-27</w:t>
       <w:br/>
       <w:br/>
     </w:r>

--- a/klagomål/A 43837-2023 FSC-klagomål.docx
+++ b/klagomål/A 43837-2023 FSC-klagomål.docx
@@ -743,7 +743,7 @@
     <w:r>
       <w:tab/>
       <w:tab/>
-      <w:t>2026-07-27</w:t>
+      <w:t>2026-07-28</w:t>
       <w:br/>
       <w:br/>
     </w:r>

--- a/klagomål/A 43837-2023 FSC-klagomål.docx
+++ b/klagomål/A 43837-2023 FSC-klagomål.docx
@@ -743,7 +743,7 @@
     <w:r>
       <w:tab/>
       <w:tab/>
-      <w:t>2026-07-28</w:t>
+      <w:t>2026-07-29</w:t>
       <w:br/>
       <w:br/>
     </w:r>

--- a/klagomål/A 43837-2023 FSC-klagomål.docx
+++ b/klagomål/A 43837-2023 FSC-klagomål.docx
@@ -743,7 +743,7 @@
     <w:r>
       <w:tab/>
       <w:tab/>
-      <w:t>2026-07-29</w:t>
+      <w:t>2026-07-30</w:t>
       <w:br/>
       <w:br/>
     </w:r>

--- a/klagomål/A 43837-2023 FSC-klagomål.docx
+++ b/klagomål/A 43837-2023 FSC-klagomål.docx
@@ -743,7 +743,7 @@
     <w:r>
       <w:tab/>
       <w:tab/>
-      <w:t>2026-07-30</w:t>
+      <w:t>2026-07-31</w:t>
       <w:br/>
       <w:br/>
     </w:r>

--- a/klagomål/A 43837-2023 FSC-klagomål.docx
+++ b/klagomål/A 43837-2023 FSC-klagomål.docx
@@ -743,7 +743,7 @@
     <w:r>
       <w:tab/>
       <w:tab/>
-      <w:t>2026-07-31</w:t>
+      <w:t>2026-08-01</w:t>
       <w:br/>
       <w:br/>
     </w:r>

--- a/klagomål/A 43837-2023 FSC-klagomål.docx
+++ b/klagomål/A 43837-2023 FSC-klagomål.docx
@@ -743,7 +743,7 @@
     <w:r>
       <w:tab/>
       <w:tab/>
-      <w:t>2026-08-01</w:t>
+      <w:t>2026-08-02</w:t>
       <w:br/>
       <w:br/>
     </w:r>

--- a/klagomål/A 43837-2023 FSC-klagomål.docx
+++ b/klagomål/A 43837-2023 FSC-klagomål.docx
@@ -743,7 +743,7 @@
     <w:r>
       <w:tab/>
       <w:tab/>
-      <w:t>2026-08-02</w:t>
+      <w:t>2026-08-03</w:t>
       <w:br/>
       <w:br/>
     </w:r>

--- a/klagomål/A 43837-2023 FSC-klagomål.docx
+++ b/klagomål/A 43837-2023 FSC-klagomål.docx
@@ -743,7 +743,7 @@
     <w:r>
       <w:tab/>
       <w:tab/>
-      <w:t>2026-08-03</w:t>
+      <w:t>2026-08-04</w:t>
       <w:br/>
       <w:br/>
     </w:r>

--- a/klagomål/A 43837-2023 FSC-klagomål.docx
+++ b/klagomål/A 43837-2023 FSC-klagomål.docx
@@ -743,7 +743,7 @@
     <w:r>
       <w:tab/>
       <w:tab/>
-      <w:t>2026-08-04</w:t>
+      <w:t>2026-08-05</w:t>
       <w:br/>
       <w:br/>
     </w:r>

--- a/klagomål/A 43837-2023 FSC-klagomål.docx
+++ b/klagomål/A 43837-2023 FSC-klagomål.docx
@@ -743,7 +743,7 @@
     <w:r>
       <w:tab/>
       <w:tab/>
-      <w:t>2026-08-05</w:t>
+      <w:t>2026-08-07</w:t>
       <w:br/>
       <w:br/>
     </w:r>

--- a/klagomål/A 43837-2023 FSC-klagomål.docx
+++ b/klagomål/A 43837-2023 FSC-klagomål.docx
@@ -743,7 +743,7 @@
     <w:r>
       <w:tab/>
       <w:tab/>
-      <w:t>2026-08-07</w:t>
+      <w:t>2026-08-08</w:t>
       <w:br/>
       <w:br/>
     </w:r>

--- a/klagomål/A 43837-2023 FSC-klagomål.docx
+++ b/klagomål/A 43837-2023 FSC-klagomål.docx
@@ -216,7 +216,7 @@
         <w:spacing w:after="240"/>
       </w:pPr>
       <w:r>
-        <w:t>Figur 1. Fyndplatser för naturvårdsarter inom 21 meter från avverkningsanmälan. Markörer utan svart kant är placerade på fyndplatsen. Markörer med svart kant är placerade vid sidan av fyndplatsen har ett svart streck som visar fyndplatsens exakta position. Kartans mittpunktskoordinat är N 6415331, E 381719 i SWEREF 99 TM.</w:t>
+        <w:t>Figur 1. Fyndplatser för naturvårdsarter inom 21 meter från avverkningsanmälan. Markörer utan svart kant är placerade på fyndplatsen. Markörer med svart kant är placerade vid sidan av fyndplatsen och har ett svart streck som visar fyndplatsens exakta position. Kartans mittpunktskoordinat är N 6415331, E 381719 i SWEREF 99 TM.</w:t>
       </w:r>
     </w:p>
     <w:p>
@@ -743,7 +743,7 @@
     <w:r>
       <w:tab/>
       <w:tab/>
-      <w:t>2026-08-14</w:t>
+      <w:t>2026-08-15</w:t>
       <w:br/>
       <w:br/>
     </w:r>

--- a/klagomål/A 43837-2023 FSC-klagomål.docx
+++ b/klagomål/A 43837-2023 FSC-klagomål.docx
@@ -743,7 +743,7 @@
     <w:r>
       <w:tab/>
       <w:tab/>
-      <w:t>2026-08-15</w:t>
+      <w:t>2026-08-16</w:t>
       <w:br/>
       <w:br/>
     </w:r>

--- a/klagomål/A 43837-2023 FSC-klagomål.docx
+++ b/klagomål/A 43837-2023 FSC-klagomål.docx
@@ -743,7 +743,7 @@
     <w:r>
       <w:tab/>
       <w:tab/>
-      <w:t>2026-08-16</w:t>
+      <w:t>2026-08-17</w:t>
       <w:br/>
       <w:br/>
     </w:r>

--- a/klagomål/A 43837-2023 FSC-klagomål.docx
+++ b/klagomål/A 43837-2023 FSC-klagomål.docx
@@ -743,7 +743,7 @@
     <w:r>
       <w:tab/>
       <w:tab/>
-      <w:t>2026-08-17</w:t>
+      <w:t>2026-08-18</w:t>
       <w:br/>
       <w:br/>
     </w:r>

--- a/klagomål/A 43837-2023 FSC-klagomål.docx
+++ b/klagomål/A 43837-2023 FSC-klagomål.docx
@@ -743,7 +743,7 @@
     <w:r>
       <w:tab/>
       <w:tab/>
-      <w:t>2026-08-18</w:t>
+      <w:t>2026-08-19</w:t>
       <w:br/>
       <w:br/>
     </w:r>

--- a/klagomål/A 43837-2023 FSC-klagomål.docx
+++ b/klagomål/A 43837-2023 FSC-klagomål.docx
@@ -743,7 +743,7 @@
     <w:r>
       <w:tab/>
       <w:tab/>
-      <w:t>2026-08-19</w:t>
+      <w:t>2026-08-20</w:t>
       <w:br/>
       <w:br/>
     </w:r>

--- a/klagomål/A 43837-2023 FSC-klagomål.docx
+++ b/klagomål/A 43837-2023 FSC-klagomål.docx
@@ -743,7 +743,7 @@
     <w:r>
       <w:tab/>
       <w:tab/>
-      <w:t>2026-08-20</w:t>
+      <w:t>2026-08-21</w:t>
       <w:br/>
       <w:br/>
     </w:r>

--- a/klagomål/A 43837-2023 FSC-klagomål.docx
+++ b/klagomål/A 43837-2023 FSC-klagomål.docx
@@ -743,7 +743,7 @@
     <w:r>
       <w:tab/>
       <w:tab/>
-      <w:t>2026-08-21</w:t>
+      <w:t>2026-08-22</w:t>
       <w:br/>
       <w:br/>
     </w:r>

--- a/klagomål/A 43837-2023 FSC-klagomål.docx
+++ b/klagomål/A 43837-2023 FSC-klagomål.docx
@@ -743,7 +743,7 @@
     <w:r>
       <w:tab/>
       <w:tab/>
-      <w:t>2026-08-22</w:t>
+      <w:t>2026-08-23</w:t>
       <w:br/>
       <w:br/>
     </w:r>

--- a/klagomål/A 43837-2023 FSC-klagomål.docx
+++ b/klagomål/A 43837-2023 FSC-klagomål.docx
@@ -743,7 +743,7 @@
     <w:r>
       <w:tab/>
       <w:tab/>
-      <w:t>2026-08-23</w:t>
+      <w:t>2026-08-24</w:t>
       <w:br/>
       <w:br/>
     </w:r>

--- a/klagomål/A 43837-2023 FSC-klagomål.docx
+++ b/klagomål/A 43837-2023 FSC-klagomål.docx
@@ -743,7 +743,7 @@
     <w:r>
       <w:tab/>
       <w:tab/>
-      <w:t>2026-08-24</w:t>
+      <w:t>2026-08-25</w:t>
       <w:br/>
       <w:br/>
     </w:r>

--- a/klagomål/A 43837-2023 FSC-klagomål.docx
+++ b/klagomål/A 43837-2023 FSC-klagomål.docx
@@ -743,7 +743,7 @@
     <w:r>
       <w:tab/>
       <w:tab/>
-      <w:t>2026-08-25</w:t>
+      <w:t>2026-08-26</w:t>
       <w:br/>
       <w:br/>
     </w:r>

--- a/klagomål/A 43837-2023 FSC-klagomål.docx
+++ b/klagomål/A 43837-2023 FSC-klagomål.docx
@@ -743,7 +743,7 @@
     <w:r>
       <w:tab/>
       <w:tab/>
-      <w:t>2026-08-26</w:t>
+      <w:t>2026-08-27</w:t>
       <w:br/>
       <w:br/>
     </w:r>

--- a/klagomål/A 43837-2023 FSC-klagomål.docx
+++ b/klagomål/A 43837-2023 FSC-klagomål.docx
@@ -743,7 +743,7 @@
     <w:r>
       <w:tab/>
       <w:tab/>
-      <w:t>2026-08-27</w:t>
+      <w:t>2026-08-28</w:t>
       <w:br/>
       <w:br/>
     </w:r>

--- a/klagomål/A 43837-2023 FSC-klagomål.docx
+++ b/klagomål/A 43837-2023 FSC-klagomål.docx
@@ -743,7 +743,7 @@
     <w:r>
       <w:tab/>
       <w:tab/>
-      <w:t>2026-08-28</w:t>
+      <w:t>2026-08-29</w:t>
       <w:br/>
       <w:br/>
     </w:r>

--- a/klagomål/A 43837-2023 FSC-klagomål.docx
+++ b/klagomål/A 43837-2023 FSC-klagomål.docx
@@ -743,7 +743,7 @@
     <w:r>
       <w:tab/>
       <w:tab/>
-      <w:t>2026-08-29</w:t>
+      <w:t>2026-08-31</w:t>
       <w:br/>
       <w:br/>
     </w:r>

--- a/klagomål/A 43837-2023 FSC-klagomål.docx
+++ b/klagomål/A 43837-2023 FSC-klagomål.docx
@@ -743,7 +743,7 @@
     <w:r>
       <w:tab/>
       <w:tab/>
-      <w:t>2026-08-31</w:t>
+      <w:t>2026-09-01</w:t>
       <w:br/>
       <w:br/>
     </w:r>

--- a/klagomål/A 43837-2023 FSC-klagomål.docx
+++ b/klagomål/A 43837-2023 FSC-klagomål.docx
@@ -743,7 +743,7 @@
     <w:r>
       <w:tab/>
       <w:tab/>
-      <w:t>2026-09-01</w:t>
+      <w:t>2026-09-02</w:t>
       <w:br/>
       <w:br/>
     </w:r>

--- a/klagomål/A 43837-2023 FSC-klagomål.docx
+++ b/klagomål/A 43837-2023 FSC-klagomål.docx
@@ -743,7 +743,7 @@
     <w:r>
       <w:tab/>
       <w:tab/>
-      <w:t>2026-09-02</w:t>
+      <w:t>2026-09-03</w:t>
       <w:br/>
       <w:br/>
     </w:r>

--- a/klagomål/A 43837-2023 FSC-klagomål.docx
+++ b/klagomål/A 43837-2023 FSC-klagomål.docx
@@ -743,7 +743,7 @@
     <w:r>
       <w:tab/>
       <w:tab/>
-      <w:t>2026-09-03</w:t>
+      <w:t>2026-09-04</w:t>
       <w:br/>
       <w:br/>
     </w:r>

--- a/klagomål/A 43837-2023 FSC-klagomål.docx
+++ b/klagomål/A 43837-2023 FSC-klagomål.docx
@@ -743,7 +743,7 @@
     <w:r>
       <w:tab/>
       <w:tab/>
-      <w:t>2026-09-04</w:t>
+      <w:t>2026-09-05</w:t>
       <w:br/>
       <w:br/>
     </w:r>

--- a/klagomål/A 43837-2023 FSC-klagomål.docx
+++ b/klagomål/A 43837-2023 FSC-klagomål.docx
@@ -743,7 +743,7 @@
     <w:r>
       <w:tab/>
       <w:tab/>
-      <w:t>2026-09-05</w:t>
+      <w:t>2026-09-06</w:t>
       <w:br/>
       <w:br/>
     </w:r>

--- a/klagomål/A 43837-2023 FSC-klagomål.docx
+++ b/klagomål/A 43837-2023 FSC-klagomål.docx
@@ -743,7 +743,7 @@
     <w:r>
       <w:tab/>
       <w:tab/>
-      <w:t>2026-09-06</w:t>
+      <w:t>2026-09-07</w:t>
       <w:br/>
       <w:br/>
     </w:r>
